--- a/drafts/04/04-ВУ-НЮ/20-НД-Воскресіння.docx
+++ b/drafts/04/04-ВУ-НЮ/20-НД-Воскресіння.docx
@@ -44,7 +44,6 @@
       </w:r>
       <w:r>
         <w:rPr>
-          <w:rFonts w:ascii="Quattrocento Sans" w:cs="Quattrocento Sans" w:eastAsia="Quattrocento Sans" w:hAnsi="Quattrocento Sans"/>
           <w:b w:val="1"/>
           <w:color w:val="ff0000"/>
           <w:sz w:val="24"/>
@@ -3022,17 +3021,13 @@
       <w:r>
         <w:rPr>
           <w:b w:val="1"/>
+          <w:i w:val="1"/>
           <w:color w:val="ff0000"/>
           <w:sz w:val="24"/>
           <w:szCs w:val="24"/>
           <w:rtl w:val="0"/>
         </w:rPr>
         <w:t xml:space="preserve">Псалом 129</w:t>
-      </w:r>
-      <w:r>
-        <w:rPr>
-          <w:rtl w:val="0"/>
-        </w:rPr>
       </w:r>
     </w:p>
     <w:p>
@@ -3456,14 +3451,16 @@
         <w:jc w:val="center"/>
         <w:rPr>
           <w:b w:val="1"/>
-          <w:color w:val="ff0000"/>
-          <w:sz w:val="24"/>
-          <w:szCs w:val="24"/>
-        </w:rPr>
-      </w:pPr>
-      <w:r>
-        <w:rPr>
-          <w:b w:val="1"/>
+          <w:i w:val="1"/>
+          <w:color w:val="ff0000"/>
+          <w:sz w:val="24"/>
+          <w:szCs w:val="24"/>
+        </w:rPr>
+      </w:pPr>
+      <w:r>
+        <w:rPr>
+          <w:b w:val="1"/>
+          <w:i w:val="1"/>
           <w:color w:val="ff0000"/>
           <w:sz w:val="24"/>
           <w:szCs w:val="24"/>
@@ -3848,16 +3845,35 @@
           <w:szCs w:val="24"/>
           <w:rtl w:val="0"/>
         </w:rPr>
-        <w:t xml:space="preserve"> Благослови, владико, святий вхід. </w:t>
-      </w:r>
-    </w:p>
-    <w:p>
-      <w:pPr>
-        <w:spacing w:after="120" w:lineRule="auto"/>
-        <w:jc w:val="both"/>
-        <w:rPr>
-          <w:i w:val="1"/>
-          <w:color w:val="ff0000"/>
+        <w:t xml:space="preserve"> </w:t>
+      </w:r>
+    </w:p>
+    <w:p>
+      <w:pPr>
+        <w:spacing w:after="120" w:lineRule="auto"/>
+        <w:jc w:val="both"/>
+        <w:rPr>
+          <w:color w:val="000000"/>
+          <w:sz w:val="24"/>
+          <w:szCs w:val="24"/>
+        </w:rPr>
+      </w:pPr>
+      <w:r>
+        <w:rPr>
+          <w:color w:val="000000"/>
+          <w:sz w:val="24"/>
+          <w:szCs w:val="24"/>
+          <w:rtl w:val="0"/>
+        </w:rPr>
+        <w:t xml:space="preserve">Благослови, владико, святий вхід. </w:t>
+      </w:r>
+    </w:p>
+    <w:p>
+      <w:pPr>
+        <w:spacing w:after="120" w:lineRule="auto"/>
+        <w:jc w:val="both"/>
+        <w:rPr>
+          <w:color w:val="000000"/>
           <w:sz w:val="24"/>
           <w:szCs w:val="24"/>
         </w:rPr>
@@ -3881,6 +3897,18 @@
         </w:rPr>
         <w:t xml:space="preserve"> </w:t>
       </w:r>
+    </w:p>
+    <w:p>
+      <w:pPr>
+        <w:spacing w:after="120" w:lineRule="auto"/>
+        <w:jc w:val="both"/>
+        <w:rPr>
+          <w:i w:val="1"/>
+          <w:color w:val="ff0000"/>
+          <w:sz w:val="24"/>
+          <w:szCs w:val="24"/>
+        </w:rPr>
+      </w:pPr>
       <w:r>
         <w:rPr>
           <w:sz w:val="24"/>
@@ -3956,28 +3984,6 @@
           <w:rtl w:val="0"/>
         </w:rPr>
         <w:t xml:space="preserve">Сві́тло ти́хе свято́ї сла́ви безсме́ртного Отця́ небе́сного, свято́го, блаже́нного, Ісу́се Хри́сте, дожи́вши до за́ходу со́нця, ба́чивши сві́тло вечі́рнє, сла́вимо Отця́, і Си́на, і Свято́го Ду́ха – Бо́га. Досто́йно є повсякча́с прославля́ти Тебе́ голоса́ми побо́жними, Си́ну Бо́жий, що життя́ дає́ш усьому́ сві́ту, тому́ світ уве́сь сла́вить Тебе́.</w:t>
-      </w:r>
-    </w:p>
-    <w:p>
-      <w:pPr>
-        <w:spacing w:after="120" w:lineRule="auto"/>
-        <w:jc w:val="both"/>
-        <w:rPr>
-          <w:i w:val="1"/>
-          <w:color w:val="ff0000"/>
-          <w:sz w:val="24"/>
-          <w:szCs w:val="24"/>
-        </w:rPr>
-      </w:pPr>
-      <w:r>
-        <w:rPr>
-          <w:i w:val="1"/>
-          <w:color w:val="ff0000"/>
-          <w:sz w:val="24"/>
-          <w:szCs w:val="24"/>
-          <w:rtl w:val="0"/>
-        </w:rPr>
-        <w:t xml:space="preserve">Після кадження і закінчення пісні диякон, підійшовши до св. дверей і дивлячись на людей, виголошує: </w:t>
       </w:r>
     </w:p>
     <w:p>
@@ -6366,8 +6372,9 @@
         <w:spacing w:after="120" w:before="0" w:lineRule="auto"/>
         <w:ind w:left="0" w:firstLine="0"/>
         <w:rPr>
-          <w:i w:val="1"/>
-          <w:color w:val="ff0000"/>
+          <w:color w:val="ff0000"/>
+          <w:sz w:val="24"/>
+          <w:szCs w:val="24"/>
         </w:rPr>
       </w:pPr>
       <w:r>
@@ -6377,28 +6384,6 @@
           <w:rtl w:val="0"/>
         </w:rPr>
         <w:t xml:space="preserve">Друга серія читань:</w:t>
-      </w:r>
-    </w:p>
-    <w:p>
-      <w:pPr>
-        <w:shd w:fill="ffffff" w:val="clear"/>
-        <w:spacing w:after="120" w:lineRule="auto"/>
-        <w:jc w:val="both"/>
-        <w:rPr>
-          <w:color w:val="ff0000"/>
-          <w:sz w:val="24"/>
-          <w:szCs w:val="24"/>
-        </w:rPr>
-      </w:pPr>
-      <w:r>
-        <w:rPr>
-          <w:i w:val="1"/>
-          <w:color w:val="ff0000"/>
-          <w:sz w:val="24"/>
-          <w:szCs w:val="24"/>
-          <w:rtl w:val="0"/>
-        </w:rPr>
-        <w:t xml:space="preserve">Тоді друга частина читань:</w:t>
       </w:r>
       <w:r>
         <w:rPr>
@@ -10653,7 +10638,7 @@
           <w:szCs w:val="24"/>
           <w:rtl w:val="0"/>
         </w:rPr>
-        <w:t xml:space="preserve"> Благослови, владико, благовістителя святого апостола і євангелиста </w:t>
+        <w:t xml:space="preserve"> Благослови, владико, благовістителя святого апостола і євангелиста Матея</w:t>
       </w:r>
       <w:r>
         <w:rPr>
@@ -10663,7 +10648,7 @@
           <w:szCs w:val="24"/>
           <w:rtl w:val="0"/>
         </w:rPr>
-        <w:t xml:space="preserve">Матея.</w:t>
+        <w:t xml:space="preserve">.</w:t>
       </w:r>
       <w:r>
         <w:rPr>
@@ -10706,7 +10691,7 @@
           <w:szCs w:val="24"/>
           <w:rtl w:val="0"/>
         </w:rPr>
-        <w:t xml:space="preserve">Бог, молитвами святого славного, всехвального апостола і євангелиста </w:t>
+        <w:t xml:space="preserve">Бог, молитвами святого славного, всехвального апостола і євангелиста Матея</w:t>
       </w:r>
       <w:r>
         <w:rPr>
@@ -10716,7 +10701,7 @@
           <w:szCs w:val="24"/>
           <w:rtl w:val="0"/>
         </w:rPr>
-        <w:t xml:space="preserve">Матея,</w:t>
+        <w:t xml:space="preserve">,</w:t>
       </w:r>
       <w:r>
         <w:rPr>
@@ -11451,14 +11436,16 @@
         <w:spacing w:after="120" w:lineRule="auto"/>
         <w:jc w:val="center"/>
         <w:rPr>
-          <w:i w:val="1"/>
-          <w:color w:val="ff0000"/>
-          <w:sz w:val="24"/>
-          <w:szCs w:val="24"/>
-        </w:rPr>
-      </w:pPr>
-      <w:r>
-        <w:rPr>
+          <w:b w:val="1"/>
+          <w:i w:val="1"/>
+          <w:color w:val="ff0000"/>
+          <w:sz w:val="24"/>
+          <w:szCs w:val="24"/>
+        </w:rPr>
+      </w:pPr>
+      <w:r>
+        <w:rPr>
+          <w:b w:val="1"/>
           <w:i w:val="1"/>
           <w:color w:val="ff0000"/>
           <w:sz w:val="24"/>
@@ -12836,7 +12823,6 @@
     <w:p>
       <w:pPr>
         <w:spacing w:after="120" w:lineRule="auto"/>
-        <w:jc w:val="center"/>
         <w:rPr>
           <w:sz w:val="24"/>
           <w:szCs w:val="24"/>
@@ -21794,6 +21780,7 @@
         <w:ind w:left="0" w:firstLine="0"/>
         <w:rPr>
           <w:rFonts w:ascii="Times New Roman" w:cs="Times New Roman" w:eastAsia="Times New Roman" w:hAnsi="Times New Roman"/>
+          <w:i w:val="1"/>
           <w:color w:val="ff0000"/>
           <w:sz w:val="24"/>
           <w:szCs w:val="24"/>
@@ -21802,6 +21789,7 @@
       <w:r>
         <w:rPr>
           <w:rFonts w:ascii="Times New Roman" w:cs="Times New Roman" w:eastAsia="Times New Roman" w:hAnsi="Times New Roman"/>
+          <w:i w:val="1"/>
           <w:color w:val="ff0000"/>
           <w:sz w:val="24"/>
           <w:szCs w:val="24"/>
@@ -26773,23 +26761,13 @@
       <w:r>
         <w:rPr>
           <w:rFonts w:ascii="Times New Roman" w:cs="Times New Roman" w:eastAsia="Times New Roman" w:hAnsi="Times New Roman"/>
-          <w:color w:val="ff0000"/>
-          <w:sz w:val="24"/>
-          <w:szCs w:val="24"/>
-          <w:rtl w:val="0"/>
-        </w:rPr>
-        <w:t xml:space="preserve">КАНОН ПАСХИ,</w:t>
-      </w:r>
-      <w:r>
-        <w:rPr>
-          <w:rFonts w:ascii="Times New Roman" w:cs="Times New Roman" w:eastAsia="Times New Roman" w:hAnsi="Times New Roman"/>
-          <w:i w:val="1"/>
-          <w:color w:val="ff0000"/>
-          <w:sz w:val="24"/>
-          <w:szCs w:val="24"/>
-          <w:rtl w:val="0"/>
-        </w:rPr>
-        <w:t xml:space="preserve"> </w:t>
+          <w:i w:val="1"/>
+          <w:color w:val="ff0000"/>
+          <w:sz w:val="24"/>
+          <w:szCs w:val="24"/>
+          <w:rtl w:val="0"/>
+        </w:rPr>
+        <w:t xml:space="preserve">КАНОН ПАСХИ, </w:t>
       </w:r>
       <w:r>
         <w:rPr>
@@ -32749,14 +32727,16 @@
         <w:jc w:val="center"/>
         <w:rPr>
           <w:b w:val="1"/>
-          <w:color w:val="ff0000"/>
-          <w:sz w:val="24"/>
-          <w:szCs w:val="24"/>
-        </w:rPr>
-      </w:pPr>
-      <w:r>
-        <w:rPr>
-          <w:b w:val="1"/>
+          <w:i w:val="1"/>
+          <w:color w:val="ff0000"/>
+          <w:sz w:val="24"/>
+          <w:szCs w:val="24"/>
+        </w:rPr>
+      </w:pPr>
+      <w:r>
+        <w:rPr>
+          <w:b w:val="1"/>
+          <w:i w:val="1"/>
           <w:color w:val="ff0000"/>
           <w:sz w:val="24"/>
           <w:szCs w:val="24"/>
@@ -32933,14 +32913,16 @@
         <w:jc w:val="center"/>
         <w:rPr>
           <w:b w:val="1"/>
-          <w:color w:val="ff0000"/>
-          <w:sz w:val="24"/>
-          <w:szCs w:val="24"/>
-        </w:rPr>
-      </w:pPr>
-      <w:r>
-        <w:rPr>
-          <w:b w:val="1"/>
+          <w:i w:val="1"/>
+          <w:color w:val="ff0000"/>
+          <w:sz w:val="24"/>
+          <w:szCs w:val="24"/>
+        </w:rPr>
+      </w:pPr>
+      <w:r>
+        <w:rPr>
+          <w:b w:val="1"/>
+          <w:i w:val="1"/>
           <w:color w:val="ff0000"/>
           <w:sz w:val="24"/>
           <w:szCs w:val="24"/>
@@ -33627,6 +33609,7 @@
       </w:pPr>
       <w:r>
         <w:rPr>
+          <w:i w:val="1"/>
           <w:color w:val="ff0000"/>
           <w:rtl w:val="0"/>
         </w:rPr>
@@ -34412,11 +34395,13 @@
         <w:ind w:left="0" w:firstLine="0"/>
         <w:rPr>
           <w:b w:val="0"/>
-          <w:color w:val="ff0000"/>
-        </w:rPr>
-      </w:pPr>
-      <w:r>
-        <w:rPr>
+          <w:i w:val="1"/>
+          <w:color w:val="ff0000"/>
+        </w:rPr>
+      </w:pPr>
+      <w:r>
+        <w:rPr>
+          <w:i w:val="1"/>
           <w:color w:val="ff0000"/>
           <w:rtl w:val="0"/>
         </w:rPr>
